--- a/site_plan.docx
+++ b/site_plan.docx
@@ -22,9 +22,9 @@
           <w:noProof/>
         </w:rPr>
         <w:drawing>
-          <wp:inline distT="0" distB="0" distL="0" distR="0" wp14:anchorId="0C61E8D1" wp14:editId="6B22AEE3">
-            <wp:extent cx="2511352" cy="1670050"/>
-            <wp:effectExtent l="0" t="0" r="3810" b="6350"/>
+          <wp:inline distT="0" distB="0" distL="0" distR="0" wp14:anchorId="0C61E8D1" wp14:editId="3D39A7B4">
+            <wp:extent cx="2644140" cy="1758354"/>
+            <wp:effectExtent l="0" t="0" r="3810" b="0"/>
             <wp:docPr id="20058418" name="Picture 1"/>
             <wp:cNvGraphicFramePr>
               <a:graphicFrameLocks xmlns:a="http://schemas.openxmlformats.org/drawingml/2006/main" noChangeAspect="1"/>
@@ -51,7 +51,7 @@
                   <pic:spPr>
                     <a:xfrm>
                       <a:off x="0" y="0"/>
-                      <a:ext cx="2514129" cy="1671896"/>
+                      <a:ext cx="2659179" cy="1768355"/>
                     </a:xfrm>
                     <a:prstGeom prst="rect">
                       <a:avLst/>
@@ -958,6 +958,7 @@
   <w:style w:type="character" w:default="1" w:styleId="DefaultParagraphFont">
     <w:name w:val="Default Paragraph Font"/>
     <w:uiPriority w:val="1"/>
+    <w:semiHidden/>
     <w:unhideWhenUsed/>
   </w:style>
   <w:style w:type="table" w:default="1" w:styleId="TableNormal">
